--- a/docs/H2销售冲刺作战方案_会议版.docx
+++ b/docs/H2销售冲刺作战方案_会议版.docx
@@ -47,7 +47,7 @@
           <w:sz w:val="24"/>
           <w:szCs w:val="24"/>
         </w:rPr>
-        <w:t xml:space="preserve">一句话战略：东马靠船期节奏 · 西马靠槟城素食节 · 年底靠保温盒拉单 · 12月不硬冲</w:t>
+        <w:t xml:space="preserve">一句话战略：东马靠船期节奏 · 西马靠槟城素食节 · 保温盒9月起两波拉单 · 12月不硬冲</w:t>
       </w:r>
     </w:p>
     <w:p>
@@ -1183,7 +1183,7 @@
                 <w:sz w:val="22"/>
                 <w:szCs w:val="22"/>
               </w:rPr>
-              <w:t xml:space="preserve">北马超市进货潮 + 7-11 节日促销 + 麻辣面火力全开（GT）</w:t>
+              <w:t xml:space="preserve">北马超市进货潮 + 7-11 节日促销 + 麻辣面火力全开（GT）+ KPM保温盒开跑</w:t>
             </w:r>
           </w:p>
         </w:tc>
@@ -1379,7 +1379,7 @@
                 <w:sz w:val="22"/>
                 <w:szCs w:val="22"/>
               </w:rPr>
-              <w:t xml:space="preserve">KPM+保温盒强推 + 年前最后进货优惠 + CNY 预订开放</w:t>
+              <w:t xml:space="preserve">保温盒年前波 + 年前最后进货优惠 + CNY 预订开放</w:t>
             </w:r>
           </w:p>
         </w:tc>
@@ -1711,7 +1711,7 @@
           <w:sz w:val="26"/>
           <w:szCs w:val="26"/>
         </w:rPr>
-        <w:t xml:space="preserve">武器③ KPM + 保温盒（11-12月主推）</w:t>
+        <w:t xml:space="preserve">武器③ KPM + 保温盒（9月开跑，分两波打）</w:t>
       </w:r>
     </w:p>
     <w:p>
@@ -1726,10 +1726,18 @@
       <w:r>
         <w:rPr>
           <w:rFonts w:ascii="Microsoft YaHei" w:cs="Microsoft YaHei" w:eastAsia="Microsoft YaHei" w:hAnsi="Microsoft YaHei"/>
+          <w:b/>
+          <w:bCs/>
+        </w:rPr>
+        <w:t xml:space="preserve">第一波·素食节波（9-10月）：</w:t>
+      </w:r>
+      <w:r>
+        <w:rPr>
+          <w:rFonts w:ascii="Microsoft YaHei" w:cs="Microsoft YaHei" w:eastAsia="Microsoft YaHei" w:hAnsi="Microsoft YaHei"/>
           <w:b w:val="false"/>
           <w:bCs w:val="false"/>
         </w:rPr>
-        <w:t xml:space="preserve">买 KPM 送保温盒（代理+超市），建议阶梯制：买 X 箱送1个、买 3X 送4个，拉大单</w:t>
+        <w:t xml:space="preserve">买 KPM 送保温盒绑着节日 sell-in 一起卖，话术「吃素九天，带饭九天」—— 赠品就是解决方案</w:t>
       </w:r>
     </w:p>
     <w:p>
@@ -1744,10 +1752,18 @@
       <w:r>
         <w:rPr>
           <w:rFonts w:ascii="Microsoft YaHei" w:cs="Microsoft YaHei" w:eastAsia="Microsoft YaHei" w:hAnsi="Microsoft YaHei"/>
+          <w:b/>
+          <w:bCs/>
+        </w:rPr>
+        <w:t xml:space="preserve">第二波·年前波（11-12月）：</w:t>
+      </w:r>
+      <w:r>
+        <w:rPr>
+          <w:rFonts w:ascii="Microsoft YaHei" w:cs="Microsoft YaHei" w:eastAsia="Microsoft YaHei" w:hAnsi="Microsoft YaHei"/>
           <w:b w:val="false"/>
           <w:bCs w:val="false"/>
         </w:rPr>
-        <w:t xml:space="preserve">11月中同步开放 CNY 2027 提早预订：最优价+优先出货权 —— 把12月的需求往11月拉</w:t>
+        <w:t xml:space="preserve">主打代理年前最后进货 + CNY 2027 提早预订（最优价+优先出货权），把12月需求往11月拉</w:t>
       </w:r>
     </w:p>
     <w:p>
@@ -1762,10 +1778,28 @@
       <w:r>
         <w:rPr>
           <w:rFonts w:ascii="Microsoft YaHei" w:cs="Microsoft YaHei" w:eastAsia="Microsoft YaHei" w:hAnsi="Microsoft YaHei"/>
+          <w:b/>
+          <w:bCs/>
+        </w:rPr>
+        <w:t xml:space="preserve">每波设量、送完即止 —— 控预算，也保住「这个月不拿就没了」的稀缺压力</w:t>
+      </w:r>
+    </w:p>
+    <w:p>
+      <w:pPr>
+        <w:pStyle w:val="ListParagraph"/>
+        <w:numPr>
+          <w:ilvl w:val="0"/>
+          <w:numId w:val="2"/>
+        </w:numPr>
+        <w:spacing w:after="80"/>
+      </w:pPr>
+      <w:r>
+        <w:rPr>
+          <w:rFonts w:ascii="Microsoft YaHei" w:cs="Microsoft YaHei" w:eastAsia="Microsoft YaHei" w:hAnsi="Microsoft YaHei"/>
           <w:b w:val="false"/>
           <w:bCs w:val="false"/>
         </w:rPr>
-        <w:t xml:space="preserve">KPM 是全马唯一「较健康选择」认证的面 —— 讲给妈妈听：全家都能吃</w:t>
+        <w:t xml:space="preserve">建议阶梯制：买 X 箱送1个、买 3X 送4个，拉大单；KPM 卖点讲给妈妈听：全马唯一「较健康选择」认证，全家都能吃</w:t>
       </w:r>
     </w:p>
     <w:p>
@@ -2509,7 +2543,7 @@
                 <w:sz w:val="22"/>
                 <w:szCs w:val="22"/>
               </w:rPr>
-              <w:t xml:space="preserve">8月中</w:t>
+              <w:t xml:space="preserve">7月中</w:t>
             </w:r>
           </w:p>
         </w:tc>
@@ -2541,7 +2575,7 @@
                 <w:sz w:val="22"/>
                 <w:szCs w:val="22"/>
               </w:rPr>
-              <w:t xml:space="preserve">麻辣面到货 → 招商即刻开跑</w:t>
+              <w:t xml:space="preserve">保温盒定量+设计稿+下单（8月底必须到仓，9月开跑）</w:t>
             </w:r>
           </w:p>
         </w:tc>
@@ -2573,7 +2607,7 @@
                 <w:sz w:val="22"/>
                 <w:szCs w:val="22"/>
               </w:rPr>
-              <w:t xml:space="preserve">全体销售</w:t>
+              <w:t xml:space="preserve">HQ/Wong</w:t>
             </w:r>
           </w:p>
         </w:tc>
@@ -2639,7 +2673,7 @@
                 <w:sz w:val="22"/>
                 <w:szCs w:val="22"/>
               </w:rPr>
-              <w:t xml:space="preserve">素食节 sell-in 报价发给北马超市/代理</w:t>
+              <w:t xml:space="preserve">麻辣面到货 → 招商即刻开跑</w:t>
             </w:r>
           </w:p>
         </w:tc>
@@ -2671,7 +2705,7 @@
                 <w:sz w:val="22"/>
                 <w:szCs w:val="22"/>
               </w:rPr>
-              <w:t xml:space="preserve">Vege/Louis</w:t>
+              <w:t xml:space="preserve">全体销售</w:t>
             </w:r>
           </w:p>
         </w:tc>
@@ -2705,7 +2739,7 @@
                 <w:sz w:val="22"/>
                 <w:szCs w:val="22"/>
               </w:rPr>
-              <w:t xml:space="preserve">8月内</w:t>
+              <w:t xml:space="preserve">8月中</w:t>
             </w:r>
           </w:p>
         </w:tc>
@@ -2737,7 +2771,7 @@
                 <w:sz w:val="22"/>
                 <w:szCs w:val="22"/>
               </w:rPr>
-              <w:t xml:space="preserve">保温盒下单采购（11月初必须到货）</w:t>
+              <w:t xml:space="preserve">素食节 sell-in 报价发给北马超市/代理</w:t>
             </w:r>
           </w:p>
         </w:tc>
@@ -2769,7 +2803,7 @@
                 <w:sz w:val="22"/>
                 <w:szCs w:val="22"/>
               </w:rPr>
-              <w:t xml:space="preserve">HQ</w:t>
+              <w:t xml:space="preserve">Vege/Louis</w:t>
             </w:r>
           </w:p>
         </w:tc>
@@ -3543,7 +3577,7 @@
           <w:sz w:val="30"/>
           <w:szCs w:val="30"/>
         </w:rPr>
-        <w:t xml:space="preserve">八、今天会议要拍板的五件事</w:t>
+        <w:t xml:space="preserve">八、今天会议要拍板的六件事</w:t>
       </w:r>
     </w:p>
     <w:p>
@@ -3560,6 +3594,22 @@
           <w:rFonts w:ascii="Microsoft YaHei" w:cs="Microsoft YaHei" w:eastAsia="Microsoft YaHei" w:hAnsi="Microsoft YaHei"/>
         </w:rPr>
         <w:t xml:space="preserve">Raymond 的 128K：本周内录入系统，确认出货排期</w:t>
+      </w:r>
+    </w:p>
+    <w:p>
+      <w:pPr>
+        <w:pStyle w:val="ListParagraph"/>
+        <w:numPr>
+          <w:ilvl w:val="0"/>
+          <w:numId w:val="3"/>
+        </w:numPr>
+        <w:spacing w:after="80"/>
+      </w:pPr>
+      <w:r>
+        <w:rPr>
+          <w:rFonts w:ascii="Microsoft YaHei" w:cs="Microsoft YaHei" w:eastAsia="Microsoft YaHei" w:hAnsi="Microsoft YaHei"/>
+        </w:rPr>
+        <w:t xml:space="preserve">保温盒两波总量与预算定案 —— 本周必须下单（9月开跑倒推的硬死线）</w:t>
       </w:r>
     </w:p>
     <w:p>
